--- a/fixtures/generated/c07__single-column.docx
+++ b/fixtures/generated/c07__single-column.docx
@@ -79,7 +79,7 @@
         <w:pStyle w:val="ListBullet"/>
       </w:pPr>
       <w:r>
-        <w:t>Spring Boot</w:t>
+        <w:t>Spring (Boot, Security, Data JPA)</w:t>
       </w:r>
     </w:p>
     <w:p>

--- a/fixtures/generated/c07__single-column.docx
+++ b/fixtures/generated/c07__single-column.docx
@@ -88,6 +88,22 @@
       </w:pPr>
       <w:r>
         <w:t>Kotlin</w:t>
+      </w:r>
+    </w:p>
+    <w:p>
+      <w:pPr>
+        <w:pStyle w:val="ListBullet"/>
+      </w:pPr>
+      <w:r>
+        <w:t>C#</w:t>
+      </w:r>
+    </w:p>
+    <w:p>
+      <w:pPr>
+        <w:pStyle w:val="ListBullet"/>
+      </w:pPr>
+      <w:r>
+        <w:t>.NET</w:t>
       </w:r>
     </w:p>
     <w:p>
